--- a/word_reports/LP_0143_위치_238_Firefall_Luna Sea.docx
+++ b/word_reports/LP_0143_위치_238_Firefall_Luna Sea.docx
@@ -4,7 +4,7 @@
   <w:body>
     <w:p>
       <w:pPr>
-        <w:spacing w:after="280"/>
+        <w:spacing w:after="80"/>
       </w:pPr>
       <w:r>
         <w:rPr w:rFonts="맑은 고딕">
@@ -13,94 +13,47 @@
           <w:color w:val="1E3A8A"/>
           <w:sz w:val="30"/>
         </w:rPr>
-        <w:t>[238] Firefall - Luna Sea</w:t>
+        <w:t>Firefall (폭죽) - Luna Sea</w:t>
       </w:r>
     </w:p>
     <w:p>
       <w:pPr>
-        <w:spacing w:after="320"/>
+        <w:spacing w:after="240"/>
       </w:pPr>
       <w:r>
         <w:rPr w:rFonts="맑은 고딕">
           <w:rFonts w:ascii="맑은 고딕" w:hAnsi="맑은 고딕" w:eastAsia="맑은 고딕"/>
           <w:b/>
-          <w:sz w:val="20"/>
+          <w:color w:val="4B5563"/>
+          <w:sz w:val="22"/>
         </w:rPr>
-        <w:t>■ 위치 : 238</w:t>
-        <w:br/>
-      </w:r>
-      <w:r>
-        <w:rPr w:rFonts="맑은 고딕">
-          <w:rFonts w:ascii="맑은 고딕" w:hAnsi="맑은 고딕" w:eastAsia="맑은 고딕"/>
-          <w:b/>
-          <w:sz w:val="20"/>
-        </w:rPr>
-        <w:t>■ 아티스트 : Firefall</w:t>
-        <w:br/>
-      </w:r>
-      <w:r>
-        <w:rPr w:rFonts="맑은 고딕">
-          <w:rFonts w:ascii="맑은 고딕" w:hAnsi="맑은 고딕" w:eastAsia="맑은 고딕"/>
-          <w:b/>
-          <w:sz w:val="20"/>
-        </w:rPr>
-        <w:t>■ 앨범명 : Luna Sea</w:t>
-        <w:br/>
-      </w:r>
-      <w:r>
-        <w:rPr w:rFonts="맑은 고딕">
-          <w:rFonts w:ascii="맑은 고딕" w:hAnsi="맑은 고딕" w:eastAsia="맑은 고딕"/>
-          <w:b w:val="0"/>
-          <w:sz w:val="20"/>
-        </w:rPr>
-        <w:t>■ 음반 레이블 : ** Atlantic Records</w:t>
-        <w:br/>
-      </w:r>
-      <w:r>
-        <w:rPr w:rFonts="맑은 고딕">
-          <w:rFonts w:ascii="맑은 고딕" w:hAnsi="맑은 고딕" w:eastAsia="맑은 고딕"/>
-          <w:b w:val="0"/>
-          <w:sz w:val="20"/>
-        </w:rPr>
-        <w:t>■ 발매년도 : ** 1977</w:t>
-        <w:br/>
-      </w:r>
-      <w:r>
-        <w:rPr w:rFonts="맑은 고딕">
-          <w:rFonts w:ascii="맑은 고딕" w:hAnsi="맑은 고딕" w:eastAsia="맑은 고딕"/>
-          <w:b w:val="0"/>
-          <w:sz w:val="20"/>
-        </w:rPr>
-        <w:t>■ 장르 : ** 소프트 록 (Soft Rock), 컨트리 록 (Country Rock), 웨스트 코스트 록 (West Coast Rock)</w:t>
-        <w:br/>
-      </w:r>
-      <w:r>
-        <w:rPr w:rFonts="맑은 고딕">
-          <w:rFonts w:ascii="맑은 고딕" w:hAnsi="맑은 고딕" w:eastAsia="맑은 고딕"/>
-          <w:b w:val="0"/>
-          <w:sz w:val="20"/>
-        </w:rPr>
-        <w:t>■ 주요 수록곡 : **</w:t>
-        <w:br/>
+        <w:t>위치 :  238</w:t>
       </w:r>
     </w:p>
     <w:p>
       <w:pPr>
-        <w:spacing w:after="160"/>
+        <w:spacing w:line="324" w:lineRule="auto" w:before="80" w:after="160"/>
       </w:pPr>
       <w:r>
         <w:rPr w:rFonts="맑은 고딕">
           <w:rFonts w:ascii="맑은 고딕" w:hAnsi="맑은 고딕" w:eastAsia="맑은 고딕"/>
           <w:b/>
           <w:color w:val="1F2937"/>
-          <w:sz w:val="24"/>
+          <w:sz w:val="22"/>
         </w:rPr>
-        <w:t>■ 음반 해설 및 감상 가이드</w:t>
+        <w:t xml:space="preserve">[음반 소개] </w:t>
+      </w:r>
+      <w:r>
+        <w:rPr w:rFonts="맑은 고딕">
+          <w:rFonts w:ascii="맑은 고딕" w:hAnsi="맑은 고딕" w:eastAsia="맑은 고딕"/>
+          <w:b w:val="0"/>
+          <w:sz w:val="21"/>
+        </w:rPr>
       </w:r>
     </w:p>
     <w:p>
       <w:pPr>
-        <w:spacing w:line="312" w:lineRule="auto" w:after="120"/>
+        <w:spacing w:line="324" w:lineRule="auto" w:after="120"/>
       </w:pPr>
       <w:r>
         <w:rPr w:rFonts="맑은 고딕">
@@ -108,64 +61,516 @@
           <w:b w:val="0"/>
           <w:sz w:val="21"/>
         </w:rPr>
-        <w:t>**</w:t>
+        <w:t>1970년대 후반 미국 콜로라도의 맑고 푸른 바람과 캘리포니아의 서정적인 노을빛을 품은 파이어폴(Firefall)의 1977년 작 『Luna Sea』는 감미로운 선율의 극치를 보여주는 소프트 록의 보석 같은 명반입니다. 전설적인 컨트리 록 밴드 출신의 뛰어난 연주자들이 빚어낸 청명한 어쿠스틱 기타와 유려한 보컬 화음은 듣는 이의 마음속 깊은 곳에 자리한 아련한 향수와 낭만을 잔잔하게 일깨웁니다. 은빛 달빛이 고요한 밤바다를 부드럽게 감싸듯, 시대를 초월하여 흐르는 온기 어린 음악적 숨결은 세월이 흐를수록 깊이를 더해가는 아날로그의 품격 있는 미학을 오롯이 전해줍니다.</w:t>
       </w:r>
     </w:p>
     <w:p>
       <w:pPr>
-        <w:spacing w:line="312" w:lineRule="auto" w:after="120"/>
+        <w:spacing w:line="324" w:lineRule="auto" w:before="200" w:after="80"/>
       </w:pPr>
+      <w:r>
+        <w:rPr w:rFonts="맑은 고딕">
+          <w:rFonts w:ascii="맑은 고딕" w:hAnsi="맑은 고딕" w:eastAsia="맑은 고딕"/>
+          <w:b/>
+          <w:color w:val="1E3A8A"/>
+          <w:sz w:val="24"/>
+        </w:rPr>
+        <w:t>1. 음반 데이터</w:t>
+      </w:r>
+    </w:p>
+    <w:p>
+      <w:pPr>
+        <w:spacing w:line="324" w:lineRule="auto" w:after="80"/>
+      </w:pPr>
+      <w:r>
+        <w:rPr w:rFonts="맑은 고딕">
+          <w:rFonts w:ascii="맑은 고딕" w:hAnsi="맑은 고딕" w:eastAsia="맑은 고딕"/>
+          <w:b w:val="0"/>
+          <w:color w:val="6B7280"/>
+          <w:sz w:val="21"/>
+        </w:rPr>
+        <w:t xml:space="preserve">· </w:t>
+      </w:r>
+      <w:r>
+        <w:rPr w:rFonts="맑은 고딕">
+          <w:rFonts w:ascii="맑은 고딕" w:hAnsi="맑은 고딕" w:eastAsia="맑은 고딕"/>
+          <w:b/>
+          <w:color w:val="1F2937"/>
+          <w:sz w:val="21"/>
+        </w:rPr>
+        <w:t xml:space="preserve">앨범명: </w:t>
+      </w:r>
       <w:r>
         <w:rPr w:rFonts="맑은 고딕">
           <w:rFonts w:ascii="맑은 고딕" w:hAnsi="맑은 고딕" w:eastAsia="맑은 고딕"/>
           <w:b w:val="0"/>
           <w:sz w:val="21"/>
         </w:rPr>
-        <w:t>1970년대 후반 미국 서부 해안의 청량하고 감성적인 사운드를 대표하는 밴드 파이어폴(Firefall)의 두 번째 정규 앨범 《Luna Sea》(1977)는 이들의 음악적 정점을 보여주는 수작입니다. 데뷔 앨범의 폭발적인 성공에 이어 발표된 이 음반은 빌보드 앨범 차트 11위에 오르고 골드 디스크를 획득하며 파이어폴을 70년대 소프트 록의 거장 반열에 올려놓았습니다. '달의 바다'를 뜻하는 라틴어 어원의 언어유희적 타이틀처럼, 음반 전체를 관통하는 음악은 은은한 달빛이 비치는 밤바다처럼 아련하고 부드러운 감성을 품고 있습니다.</w:t>
+        <w:t>Luna Sea</w:t>
       </w:r>
     </w:p>
     <w:p>
       <w:pPr>
-        <w:spacing w:line="312" w:lineRule="auto" w:after="120"/>
+        <w:spacing w:line="324" w:lineRule="auto" w:after="80"/>
       </w:pPr>
+      <w:r>
+        <w:rPr w:rFonts="맑은 고딕">
+          <w:rFonts w:ascii="맑은 고딕" w:hAnsi="맑은 고딕" w:eastAsia="맑은 고딕"/>
+          <w:b w:val="0"/>
+          <w:color w:val="6B7280"/>
+          <w:sz w:val="21"/>
+        </w:rPr>
+        <w:t xml:space="preserve">· </w:t>
+      </w:r>
+      <w:r>
+        <w:rPr w:rFonts="맑은 고딕">
+          <w:rFonts w:ascii="맑은 고딕" w:hAnsi="맑은 고딕" w:eastAsia="맑은 고딕"/>
+          <w:b/>
+          <w:color w:val="1F2937"/>
+          <w:sz w:val="21"/>
+        </w:rPr>
+        <w:t xml:space="preserve">아티스트: </w:t>
+      </w:r>
       <w:r>
         <w:rPr w:rFonts="맑은 고딕">
           <w:rFonts w:ascii="맑은 고딕" w:hAnsi="맑은 고딕" w:eastAsia="맑은 고딕"/>
           <w:b w:val="0"/>
           <w:sz w:val="21"/>
         </w:rPr>
-        <w:t>음악적으로는 컨트리 록의 뿌리 위에 팝의 매혹적인 멜로디와 세련된 스튜디오 편곡을 완벽하게 결합해 냈습니다. 릭 로버츠(Rick Roberts)와 내리 버넷(Larry Burnett)이라는 두 뛰어난 싱어송라이터의 정제된 송라이팅은 한층 더 깊어졌으며, 팀의 정체성과도 같은 포근한 보컬 하모니는 수록곡 전반에 걸쳐 유려하게 펼쳐집니다. 특히 데이비드 뮤즈(David Muse)의 멀티 악기 연주, 그중에서도 플루트와 색소폰 선율은 자칫 평범할 수 있는 포크 록 넘버들에 특유의 서정적인 색채와 독창적인 격조를 더해주는 핵심 요소로 작용합니다.</w:t>
+        <w:t>Firefall (폭죽)</w:t>
       </w:r>
     </w:p>
     <w:p>
       <w:pPr>
-        <w:spacing w:line="312" w:lineRule="auto" w:after="120"/>
+        <w:spacing w:line="324" w:lineRule="auto" w:after="80"/>
       </w:pPr>
+      <w:r>
+        <w:rPr w:rFonts="맑은 고딕">
+          <w:rFonts w:ascii="맑은 고딕" w:hAnsi="맑은 고딕" w:eastAsia="맑은 고딕"/>
+          <w:b w:val="0"/>
+          <w:color w:val="6B7280"/>
+          <w:sz w:val="21"/>
+        </w:rPr>
+        <w:t xml:space="preserve">· </w:t>
+      </w:r>
+      <w:r>
+        <w:rPr w:rFonts="맑은 고딕">
+          <w:rFonts w:ascii="맑은 고딕" w:hAnsi="맑은 고딕" w:eastAsia="맑은 고딕"/>
+          <w:b/>
+          <w:color w:val="1F2937"/>
+          <w:sz w:val="21"/>
+        </w:rPr>
+        <w:t xml:space="preserve">발매 정보: </w:t>
+      </w:r>
       <w:r>
         <w:rPr w:rFonts="맑은 고딕">
           <w:rFonts w:ascii="맑은 고딕" w:hAnsi="맑은 고딕" w:eastAsia="맑은 고딕"/>
           <w:b w:val="0"/>
           <w:sz w:val="21"/>
         </w:rPr>
-        <w:t>음반의 하이라이트는 단연 빌보드 싱글 차트 11위까지 오르며 큰 사랑을 받은 "Just Remember I Love You"입니다. 따뜻한 어쿠스틱 기타 리프와 위로를 건네는 다정한 가사, 그리고 훗날 이글스(Eagles)에 합류하는 티모시 B. 슈밋(Timothy B. Schmit)이 게스트로 참여한 섬세한 백보컬 하모니가 어우러져 소프트 록 역사상 가장 아름다운 러브송 중 하나로 손꼽힙니다. 아울러 경쾌한 리듬감이 돋보이는 오프닝 트랙 "So Long"과 묵직한 서사성을 지닌 "Soldier", 깊은 여운을 남기는 "Someday Soon" 등은 앨범의 음악적 완성도를 탄탄하게 뒷받침합니다.</w:t>
+        <w:t>1977년 명문 레이블 아틀란틱(Atlantic) 레코드를 통해 발표된 파이어폴의 정규 2집으로, 포크의 순수성과 웨스트코스트 팝의 세련된 음악성을 결합하여 밴드의 예술적 정점을 기록한 앨범입니다.</w:t>
       </w:r>
     </w:p>
     <w:p>
       <w:pPr>
-        <w:spacing w:line="312" w:lineRule="auto" w:after="120"/>
+        <w:spacing w:line="324" w:lineRule="auto" w:after="80"/>
       </w:pPr>
+      <w:r>
+        <w:rPr w:rFonts="맑은 고딕">
+          <w:rFonts w:ascii="맑은 고딕" w:hAnsi="맑은 고딕" w:eastAsia="맑은 고딕"/>
+          <w:b w:val="0"/>
+          <w:color w:val="6B7280"/>
+          <w:sz w:val="21"/>
+        </w:rPr>
+        <w:t xml:space="preserve">· </w:t>
+      </w:r>
+      <w:r>
+        <w:rPr w:rFonts="맑은 고딕">
+          <w:rFonts w:ascii="맑은 고딕" w:hAnsi="맑은 고딕" w:eastAsia="맑은 고딕"/>
+          <w:b/>
+          <w:color w:val="1F2937"/>
+          <w:sz w:val="21"/>
+        </w:rPr>
+        <w:t xml:space="preserve">LP 인기도(판매량): </w:t>
+      </w:r>
       <w:r>
         <w:rPr w:rFonts="맑은 고딕">
           <w:rFonts w:ascii="맑은 고딕" w:hAnsi="맑은 고딕" w:eastAsia="맑은 고딕"/>
           <w:b w:val="0"/>
           <w:sz w:val="21"/>
         </w:rPr>
-        <w:t>《Luna Sea》는 1970년대 캘리포니아 사운드와 팝 록의 황금기를 증언하는 명반으로, 아날로그 LP 특유의 따스한 질감으로 감상할 때 그 진가가 더욱 빛을 발합니다. 맑게 울려 퍼지는 어쿠스틱 악기들의 음색과 마음을 다독이는 정갈한 하모니는 세월이 흐른 지금도 청자에게 깊은 평온함과 고풍스러운 낭만을 선사합니다.</w:t>
+        <w:t>발매 직후 미국 빌보드 200 앨범 차트 11위에 올랐으며, 전미음반산업협회(RIAA)로부터 100만 장 이상의 판매고를 공인받아 플래티넘(Platinum) 디스크를 획득하는 눈부신 상업적 성과를 거두었습니다.</w:t>
+      </w:r>
+    </w:p>
+    <w:p>
+      <w:pPr>
+        <w:spacing w:line="324" w:lineRule="auto" w:after="80"/>
+      </w:pPr>
+      <w:r>
+        <w:rPr w:rFonts="맑은 고딕">
+          <w:rFonts w:ascii="맑은 고딕" w:hAnsi="맑은 고딕" w:eastAsia="맑은 고딕"/>
+          <w:b w:val="0"/>
+          <w:color w:val="6B7280"/>
+          <w:sz w:val="21"/>
+        </w:rPr>
+        <w:t xml:space="preserve">· </w:t>
+      </w:r>
+      <w:r>
+        <w:rPr w:rFonts="맑은 고딕">
+          <w:rFonts w:ascii="맑은 고딕" w:hAnsi="맑은 고딕" w:eastAsia="맑은 고딕"/>
+          <w:b/>
+          <w:color w:val="1F2937"/>
+          <w:sz w:val="21"/>
+        </w:rPr>
+        <w:t xml:space="preserve">각종 수상경력: </w:t>
+      </w:r>
+      <w:r>
+        <w:rPr w:rFonts="맑은 고딕">
+          <w:rFonts w:ascii="맑은 고딕" w:hAnsi="맑은 고딕" w:eastAsia="맑은 고딕"/>
+          <w:b w:val="0"/>
+          <w:sz w:val="21"/>
+        </w:rPr>
+        <w:t>수록곡 "Just Remember I Love You"가 빌보드 핫 100 차트 11위 및 어덜트 컨템포러리 차트 1위를 석권하며 음악성과 대중성을 동시에 인정받았고, 1970년대 후반 소프트 록을 대표하는 기념비적 앨범으로 평가받았습니다.</w:t>
+      </w:r>
+    </w:p>
+    <w:p>
+      <w:pPr>
+        <w:spacing w:line="324" w:lineRule="auto" w:before="200" w:after="80"/>
+      </w:pPr>
+      <w:r>
+        <w:rPr w:rFonts="맑은 고딕">
+          <w:rFonts w:ascii="맑은 고딕" w:hAnsi="맑은 고딕" w:eastAsia="맑은 고딕"/>
+          <w:b/>
+          <w:color w:val="1E3A8A"/>
+          <w:sz w:val="24"/>
+        </w:rPr>
+        <w:t>2. 아티스트 정보</w:t>
+      </w:r>
+    </w:p>
+    <w:p>
+      <w:pPr>
+        <w:spacing w:line="324" w:lineRule="auto" w:after="80"/>
+      </w:pPr>
+      <w:r>
+        <w:rPr w:rFonts="맑은 고딕">
+          <w:rFonts w:ascii="맑은 고딕" w:hAnsi="맑은 고딕" w:eastAsia="맑은 고딕"/>
+          <w:b w:val="0"/>
+          <w:color w:val="6B7280"/>
+          <w:sz w:val="21"/>
+        </w:rPr>
+        <w:t xml:space="preserve">· </w:t>
+      </w:r>
+      <w:r>
+        <w:rPr w:rFonts="맑은 고딕">
+          <w:rFonts w:ascii="맑은 고딕" w:hAnsi="맑은 고딕" w:eastAsia="맑은 고딕"/>
+          <w:b/>
+          <w:color w:val="1F2937"/>
+          <w:sz w:val="21"/>
+        </w:rPr>
+        <w:t xml:space="preserve">국적: </w:t>
+      </w:r>
+      <w:r>
+        <w:rPr w:rFonts="맑은 고딕">
+          <w:rFonts w:ascii="맑은 고딕" w:hAnsi="맑은 고딕" w:eastAsia="맑은 고딕"/>
+          <w:b w:val="0"/>
+          <w:sz w:val="21"/>
+        </w:rPr>
+        <w:t>미국</w:t>
+      </w:r>
+    </w:p>
+    <w:p>
+      <w:pPr>
+        <w:spacing w:line="324" w:lineRule="auto" w:after="80"/>
+      </w:pPr>
+      <w:r>
+        <w:rPr w:rFonts="맑은 고딕">
+          <w:rFonts w:ascii="맑은 고딕" w:hAnsi="맑은 고딕" w:eastAsia="맑은 고딕"/>
+          <w:b w:val="0"/>
+          <w:color w:val="6B7280"/>
+          <w:sz w:val="21"/>
+        </w:rPr>
+        <w:t xml:space="preserve">· </w:t>
+      </w:r>
+      <w:r>
+        <w:rPr w:rFonts="맑은 고딕">
+          <w:rFonts w:ascii="맑은 고딕" w:hAnsi="맑은 고딕" w:eastAsia="맑은 고딕"/>
+          <w:b/>
+          <w:color w:val="1F2937"/>
+          <w:sz w:val="21"/>
+        </w:rPr>
+        <w:t xml:space="preserve">생몰년도: </w:t>
+      </w:r>
+      <w:r>
+        <w:rPr w:rFonts="맑은 고딕">
+          <w:rFonts w:ascii="맑은 고딕" w:hAnsi="맑은 고딕" w:eastAsia="맑은 고딕"/>
+          <w:b w:val="0"/>
+          <w:sz w:val="21"/>
+        </w:rPr>
+        <w:t>1974년 결성</w:t>
+      </w:r>
+    </w:p>
+    <w:p>
+      <w:pPr>
+        <w:spacing w:line="324" w:lineRule="auto" w:after="80"/>
+      </w:pPr>
+      <w:r>
+        <w:rPr w:rFonts="맑은 고딕">
+          <w:rFonts w:ascii="맑은 고딕" w:hAnsi="맑은 고딕" w:eastAsia="맑은 고딕"/>
+          <w:b w:val="0"/>
+          <w:color w:val="6B7280"/>
+          <w:sz w:val="21"/>
+        </w:rPr>
+        <w:t xml:space="preserve">· </w:t>
+      </w:r>
+      <w:r>
+        <w:rPr w:rFonts="맑은 고딕">
+          <w:rFonts w:ascii="맑은 고딕" w:hAnsi="맑은 고딕" w:eastAsia="맑은 고딕"/>
+          <w:b/>
+          <w:color w:val="1F2937"/>
+          <w:sz w:val="21"/>
+        </w:rPr>
+        <w:t xml:space="preserve">그룹 소속: </w:t>
+      </w:r>
+      <w:r>
+        <w:rPr w:rFonts="맑은 고딕">
+          <w:rFonts w:ascii="맑은 고딕" w:hAnsi="맑은 고딕" w:eastAsia="맑은 고딕"/>
+          <w:b w:val="0"/>
+          <w:sz w:val="21"/>
+        </w:rPr>
+        <w:t>그룹 (5인조 록 밴드)</w:t>
+      </w:r>
+    </w:p>
+    <w:p>
+      <w:pPr>
+        <w:spacing w:line="324" w:lineRule="auto" w:after="80"/>
+      </w:pPr>
+      <w:r>
+        <w:rPr w:rFonts="맑은 고딕">
+          <w:rFonts w:ascii="맑은 고딕" w:hAnsi="맑은 고딕" w:eastAsia="맑은 고딕"/>
+          <w:b w:val="0"/>
+          <w:color w:val="6B7280"/>
+          <w:sz w:val="21"/>
+        </w:rPr>
+        <w:t xml:space="preserve">· </w:t>
+      </w:r>
+      <w:r>
+        <w:rPr w:rFonts="맑은 고딕">
+          <w:rFonts w:ascii="맑은 고딕" w:hAnsi="맑은 고딕" w:eastAsia="맑은 고딕"/>
+          <w:b/>
+          <w:color w:val="1F2937"/>
+          <w:sz w:val="21"/>
+        </w:rPr>
+        <w:t xml:space="preserve">아티스트 소개: </w:t>
+      </w:r>
+      <w:r>
+        <w:rPr w:rFonts="맑은 고딕">
+          <w:rFonts w:ascii="맑은 고딕" w:hAnsi="맑은 고딕" w:eastAsia="맑은 고딕"/>
+          <w:b w:val="0"/>
+          <w:sz w:val="21"/>
+        </w:rPr>
+        <w:t>플라잉 부리토 브라더스, 더 버즈, 스피릿 등 전설적인 그룹 출신의 멤버들이 결성한 파이어폴은 정교한 앙상블과 서정적인 멜로디 라인으로 1970년대 팝 음악계를 사로잡았습니다. 컨트리 록의 소박한 뿌리에 도회적인 팝 감각을 덧입힌 독창적인 사운드로 미국 포크 록의 역사에서 빼놓을 수 없는 독보적인 위치를 차지하고 있습니다.</w:t>
+      </w:r>
+    </w:p>
+    <w:p>
+      <w:pPr>
+        <w:spacing w:line="324" w:lineRule="auto" w:before="200" w:after="80"/>
+      </w:pPr>
+      <w:r>
+        <w:rPr w:rFonts="맑은 고딕">
+          <w:rFonts w:ascii="맑은 고딕" w:hAnsi="맑은 고딕" w:eastAsia="맑은 고딕"/>
+          <w:b/>
+          <w:color w:val="1E3A8A"/>
+          <w:sz w:val="24"/>
+        </w:rPr>
+        <w:t>3. 음반 상세 분석</w:t>
+      </w:r>
+    </w:p>
+    <w:p>
+      <w:pPr>
+        <w:spacing w:line="324" w:lineRule="auto" w:after="80"/>
+      </w:pPr>
+      <w:r>
+        <w:rPr w:rFonts="맑은 고딕">
+          <w:rFonts w:ascii="맑은 고딕" w:hAnsi="맑은 고딕" w:eastAsia="맑은 고딕"/>
+          <w:b w:val="0"/>
+          <w:color w:val="6B7280"/>
+          <w:sz w:val="21"/>
+        </w:rPr>
+        <w:t xml:space="preserve">· </w:t>
+      </w:r>
+      <w:r>
+        <w:rPr w:rFonts="맑은 고딕">
+          <w:rFonts w:ascii="맑은 고딕" w:hAnsi="맑은 고딕" w:eastAsia="맑은 고딕"/>
+          <w:b/>
+          <w:color w:val="1F2937"/>
+          <w:sz w:val="21"/>
+        </w:rPr>
+        <w:t xml:space="preserve">역사적 위치: </w:t>
+      </w:r>
+      <w:r>
+        <w:rPr w:rFonts="맑은 고딕">
+          <w:rFonts w:ascii="맑은 고딕" w:hAnsi="맑은 고딕" w:eastAsia="맑은 고딕"/>
+          <w:b w:val="0"/>
+          <w:sz w:val="21"/>
+        </w:rPr>
+        <w:t>이글스(Eagles)와 플리트우드 맥(Fleetwood Mac) 등이 주도하던 1970년대 요트 록(Yacht Rock) 및 캘리포니아 사운드의 만개기를 대변하는 작품으로, 정교한 송라이팅과 탁월한 스튜디오 프로덕션이 완벽한 조화를 이룬 걸작입니다.</w:t>
+      </w:r>
+    </w:p>
+    <w:p>
+      <w:pPr>
+        <w:spacing w:line="324" w:lineRule="auto" w:after="80"/>
+      </w:pPr>
+      <w:r>
+        <w:rPr w:rFonts="맑은 고딕">
+          <w:rFonts w:ascii="맑은 고딕" w:hAnsi="맑은 고딕" w:eastAsia="맑은 고딕"/>
+          <w:b w:val="0"/>
+          <w:color w:val="6B7280"/>
+          <w:sz w:val="21"/>
+        </w:rPr>
+        <w:t xml:space="preserve">· </w:t>
+      </w:r>
+      <w:r>
+        <w:rPr w:rFonts="맑은 고딕">
+          <w:rFonts w:ascii="맑은 고딕" w:hAnsi="맑은 고딕" w:eastAsia="맑은 고딕"/>
+          <w:b/>
+          <w:color w:val="1F2937"/>
+          <w:sz w:val="21"/>
+        </w:rPr>
+        <w:t xml:space="preserve">시대의 흔적(스토리텔링): </w:t>
+      </w:r>
+      <w:r>
+        <w:rPr w:rFonts="맑은 고딕">
+          <w:rFonts w:ascii="맑은 고딕" w:hAnsi="맑은 고딕" w:eastAsia="맑은 고딕"/>
+          <w:b w:val="0"/>
+          <w:sz w:val="21"/>
+        </w:rPr>
+        <w:t>격동의 시기를 지나 평온과 치유를 갈망하던 당대 청춘들의 메마른 감성을 촉촉하게 적셔주었던 음악입니다. 해 질 녘 해안 도로를 달리며 차창 너머 불어오는 바람을 느끼던 그 시절 젊은이들의 자유로운 낭만과 순수한 서정이 바이닐의 소릿골마다 짙게 배어 있습니다.</w:t>
+      </w:r>
+    </w:p>
+    <w:p>
+      <w:pPr>
+        <w:spacing w:line="324" w:lineRule="auto" w:before="200" w:after="80"/>
+      </w:pPr>
+      <w:r>
+        <w:rPr w:rFonts="맑은 고딕">
+          <w:rFonts w:ascii="맑은 고딕" w:hAnsi="맑은 고딕" w:eastAsia="맑은 고딕"/>
+          <w:b/>
+          <w:color w:val="1E3A8A"/>
+          <w:sz w:val="24"/>
+        </w:rPr>
+        <w:t>4. 주요 수록곡 및 감상 제언</w:t>
+      </w:r>
+    </w:p>
+    <w:p>
+      <w:pPr>
+        <w:spacing w:line="324" w:lineRule="auto" w:after="80"/>
+      </w:pPr>
+      <w:r>
+        <w:rPr w:rFonts="맑은 고딕">
+          <w:rFonts w:ascii="맑은 고딕" w:hAnsi="맑은 고딕" w:eastAsia="맑은 고딕"/>
+          <w:b w:val="0"/>
+          <w:color w:val="6B7280"/>
+          <w:sz w:val="21"/>
+        </w:rPr>
+        <w:t xml:space="preserve">· </w:t>
+      </w:r>
+      <w:r>
+        <w:rPr w:rFonts="맑은 고딕">
+          <w:rFonts w:ascii="맑은 고딕" w:hAnsi="맑은 고딕" w:eastAsia="맑은 고딕"/>
+          <w:b/>
+          <w:color w:val="1F2937"/>
+          <w:sz w:val="21"/>
+        </w:rPr>
+        <w:t xml:space="preserve">주요 수록곡 특징: </w:t>
+      </w:r>
+      <w:r>
+        <w:rPr w:rFonts="맑은 고딕">
+          <w:rFonts w:ascii="맑은 고딕" w:hAnsi="맑은 고딕" w:eastAsia="맑은 고딕"/>
+          <w:b w:val="0"/>
+          <w:sz w:val="21"/>
+        </w:rPr>
+        <w:t>빌보드를 뒤흔든 "Just Remember I Love You"는 청아한 어쿠스틱 기타와 서정적인 백보컬이 빚어내는 영원한 팝 클래식이며, 청량한 에너지가 돋보이는 "So Long"과 쓸쓸한 플루트 음색이 매력적인 "Head Full of Doubt" 등 전 곡에 걸쳐 흠잡을 데 없는 서정미를 선사합니다.</w:t>
+      </w:r>
+    </w:p>
+    <w:p>
+      <w:pPr>
+        <w:spacing w:line="324" w:lineRule="auto" w:after="80"/>
+      </w:pPr>
+      <w:r>
+        <w:rPr w:rFonts="맑은 고딕">
+          <w:rFonts w:ascii="맑은 고딕" w:hAnsi="맑은 고딕" w:eastAsia="맑은 고딕"/>
+          <w:b w:val="0"/>
+          <w:color w:val="6B7280"/>
+          <w:sz w:val="21"/>
+        </w:rPr>
+        <w:t xml:space="preserve">· </w:t>
+      </w:r>
+      <w:r>
+        <w:rPr w:rFonts="맑은 고딕">
+          <w:rFonts w:ascii="맑은 고딕" w:hAnsi="맑은 고딕" w:eastAsia="맑은 고딕"/>
+          <w:b/>
+          <w:color w:val="1F2937"/>
+          <w:sz w:val="21"/>
+        </w:rPr>
+        <w:t xml:space="preserve">빈티지 감상 제언: </w:t>
+      </w:r>
+      <w:r>
+        <w:rPr w:rFonts="맑은 고딕">
+          <w:rFonts w:ascii="맑은 고딕" w:hAnsi="맑은 고딕" w:eastAsia="맑은 고딕"/>
+          <w:b w:val="0"/>
+          <w:sz w:val="21"/>
+        </w:rPr>
+        <w:t>턴테이블 바늘이 음반에 닿는 순간 피어오르는 부드러운 텍스처와 진공관 앰프의 온화한 배음은 데이비드 뮤즈의 섬세한 플루트 소리와 스트링의 온기를 극대화하여, 마치 청음실 가득 은은한 달빛이 차오르는 듯한 황홀한 공간감을 자아냅니다.</w:t>
+      </w:r>
+    </w:p>
+    <w:p>
+      <w:pPr>
+        <w:spacing w:line="324" w:lineRule="auto" w:after="80"/>
+      </w:pPr>
+      <w:r>
+        <w:rPr w:rFonts="맑은 고딕">
+          <w:rFonts w:ascii="맑은 고딕" w:hAnsi="맑은 고딕" w:eastAsia="맑은 고딕"/>
+          <w:b w:val="0"/>
+          <w:color w:val="6B7280"/>
+          <w:sz w:val="21"/>
+        </w:rPr>
+        <w:t xml:space="preserve">· </w:t>
+      </w:r>
+      <w:r>
+        <w:rPr w:rFonts="맑은 고딕">
+          <w:rFonts w:ascii="맑은 고딕" w:hAnsi="맑은 고딕" w:eastAsia="맑은 고딕"/>
+          <w:b/>
+          <w:color w:val="1F2937"/>
+          <w:sz w:val="21"/>
+        </w:rPr>
+        <w:t xml:space="preserve">소장 가치: </w:t>
+      </w:r>
+      <w:r>
+        <w:rPr w:rFonts="맑은 고딕">
+          <w:rFonts w:ascii="맑은 고딕" w:hAnsi="맑은 고딕" w:eastAsia="맑은 고딕"/>
+          <w:b w:val="0"/>
+          <w:sz w:val="21"/>
+        </w:rPr>
+        <w:t>유려한 아날로그 레코딩의 질감과 회화적인 앨범 커버의 아름다움, 그리고 밴드의 전성기 기량이 고스란히 봉인된 음반으로서 정통 팝과 아메리칸 록을 탐미하는 애호가라면 반드시 서재에 간직해야 할 명반입니다.</w:t>
+      </w:r>
+    </w:p>
+    <w:p>
+      <w:pPr>
+        <w:spacing w:line="324" w:lineRule="auto" w:after="120" w:before="160"/>
+      </w:pPr>
+      <w:r>
+        <w:rPr w:rFonts="맑은 고딕">
+          <w:rFonts w:ascii="맑은 고딕" w:hAnsi="맑은 고딕" w:eastAsia="맑은 고딕"/>
+          <w:b/>
+          <w:color w:val="4338CA"/>
+          <w:sz w:val="21"/>
+        </w:rPr>
+        <w:t>이 음반을 통해 달빛 어린 고요한 바다처럼 아련하고 따스한 멜로디가 전해주는 감동을 다시 한번 경험해 보시는 것은 어떨까요?</w:t>
       </w:r>
     </w:p>
     <w:sectPr>
       <w:pgSz w:w="12240" w:h="15840"/>
-      <w:pgMar w:top="1440" w:right="1440" w:bottom="1440" w:left="1440" w:header="720" w:footer="720" w:gutter="0"/>
+      <w:pgMar w:top="1152" w:right="1296" w:bottom="1152" w:left="1296" w:header="720" w:footer="720" w:gutter="0"/>
       <w:cols w:space="720"/>
       <w:docGrid w:linePitch="360"/>
     </w:sectPr>

--- a/word_reports/LP_0143_위치_238_Firefall_Luna Sea.docx
+++ b/word_reports/LP_0143_위치_238_Firefall_Luna Sea.docx
@@ -32,7 +32,7 @@
     </w:p>
     <w:p>
       <w:pPr>
-        <w:spacing w:line="324" w:lineRule="auto" w:before="80" w:after="160"/>
+        <w:spacing w:line="324" w:lineRule="auto" w:before="80" w:after="120"/>
       </w:pPr>
       <w:r>
         <w:rPr w:rFonts="맑은 고딕">
@@ -42,13 +42,6 @@
           <w:sz w:val="22"/>
         </w:rPr>
         <w:t xml:space="preserve">[음반 소개] </w:t>
-      </w:r>
-      <w:r>
-        <w:rPr w:rFonts="맑은 고딕">
-          <w:rFonts w:ascii="맑은 고딕" w:hAnsi="맑은 고딕" w:eastAsia="맑은 고딕"/>
-          <w:b w:val="0"/>
-          <w:sz w:val="21"/>
-        </w:rPr>
       </w:r>
     </w:p>
     <w:p>
@@ -61,7 +54,33 @@
           <w:b w:val="0"/>
           <w:sz w:val="21"/>
         </w:rPr>
-        <w:t>1970년대 후반 미국 콜로라도의 맑고 푸른 바람과 캘리포니아의 서정적인 노을빛을 품은 파이어폴(Firefall)의 1977년 작 『Luna Sea』는 감미로운 선율의 극치를 보여주는 소프트 록의 보석 같은 명반입니다. 전설적인 컨트리 록 밴드 출신의 뛰어난 연주자들이 빚어낸 청명한 어쿠스틱 기타와 유려한 보컬 화음은 듣는 이의 마음속 깊은 곳에 자리한 아련한 향수와 낭만을 잔잔하게 일깨웁니다. 은빛 달빛이 고요한 밤바다를 부드럽게 감싸듯, 시대를 초월하여 흐르는 온기 어린 음악적 숨결은 세월이 흐를수록 깊이를 더해가는 아날로그의 품격 있는 미학을 오롯이 전해줍니다.</w:t>
+        <w:t>1970년대 중후반의 미국 대중음악계는 격정적인 사이키델릭과 하드록의 소용돌이를 지나, 한층 세련되고 정제된 낭만을 갈구하던 평화의 시기였습니다. 콜로라도의 웅장한 로키산맥과 캘리포니아의 눈부신 해변이 교차하는 지점에서 탄생한 밴드 파이어폴(Firefall)은 버즈(The Byrds), 플라잉 부리토 브라더스(The Flying Burrito Brothers), 스피릿(Spirit) 등 전설적인 그룹 출신의 베테랑들이 의기투합한 슈퍼그룹이었습니다. 이들은 데뷔와 동시에 플래티넘을 기록하며 단숨에 어덜트 컨템포러리와 소프트 록 씬의 중심으로 도약했고, 그들이 1977년에 발표한 두 번째 정규 앨범 [Luna Sea]는 전작의 눈부신 성공을 한층 더 농밀하고 우아한 서정미로 승화시킨 기념비적인 명반입니다.</w:t>
+      </w:r>
+    </w:p>
+    <w:p>
+      <w:pPr>
+        <w:spacing w:line="324" w:lineRule="auto" w:after="120"/>
+      </w:pPr>
+      <w:r>
+        <w:rPr w:rFonts="맑은 고딕">
+          <w:rFonts w:ascii="맑은 고딕" w:hAnsi="맑은 고딕" w:eastAsia="맑은 고딕"/>
+          <w:b w:val="0"/>
+          <w:sz w:val="21"/>
+        </w:rPr>
+        <w:t>앨범 타이틀인 [Luna Sea]는 광기를 뜻하는 'Lunacy'의 재치 있는 언어유희이자, 달의 표면에 존재하는 고요하고 메마른 '달의 바다'를 은유합니다. 릭 로버츠(Rick Roberts)의 서정적인 송라이팅과 래리 버넷(Larry Burnett)의 날카롭고 직관적인 감수성은 이 음반에서 완벽한 화학적 균형을 이루어냅니다. 특히 록 앙상블의 전형성을 탈피하여 데이비드 뮤즈(David Muse)의 영롱한 플루트와 색소폰 선율을 대담하게 전면에 내세운 편곡은, 포크 록의 소박한 뿌리 위에 클래시컬한 기품과 재즈의 유려함을 덧입히며 파이어폴만의 독창적인 음악적 아이덴티티를 확립했습니다.</w:t>
+      </w:r>
+    </w:p>
+    <w:p>
+      <w:pPr>
+        <w:spacing w:line="324" w:lineRule="auto" w:after="120"/>
+      </w:pPr>
+      <w:r>
+        <w:rPr w:rFonts="맑은 고딕">
+          <w:rFonts w:ascii="맑은 고딕" w:hAnsi="맑은 고딕" w:eastAsia="맑은 고딕"/>
+          <w:b w:val="0"/>
+          <w:sz w:val="21"/>
+        </w:rPr>
+        <w:t>세월이 흘러 디지털 음원이 범람하는 현대에 이르러서도 [Luna Sea]가 여전히 특별한 울림을 전하는 이유는, 그 시절 음악인들이 아날로그 콘솔 앞에서 빚어낸 호흡과 체온이 고스란히 담겨 있기 때문입니다. 달빛이 부서지는 바닷가의 고독, 청춘의 엇갈린 사랑과 이별, 그리고 그 상처를 보듬는 다정한 위로의 메시지는 정교한 다성 보컬 하모니를 타고 듣는 이의 마음 깊은 곳을 어루만집니다. 이 음반은 1970년대 후반의 찬란했던 팝-포크 미학의 정점이자, 순수했던 아날로그 감성이 도달할 수 있는 가장 우아한 서정시로 음악사에 영원히 기억될 것입니다.</w:t>
       </w:r>
     </w:p>
     <w:p>
@@ -168,7 +187,7 @@
           <w:b w:val="0"/>
           <w:sz w:val="21"/>
         </w:rPr>
-        <w:t>1977년 명문 레이블 아틀란틱(Atlantic) 레코드를 통해 발표된 파이어폴의 정규 2집으로, 포크의 순수성과 웨스트코스트 팝의 세련된 음악성을 결합하여 밴드의 예술적 정점을 기록한 앨범입니다.</w:t>
+        <w:t>1977년 7월 아틀랜틱 레코드(Atlantic Records)를 통해 발매된 파이어폴의 통산 두 번째 스튜디오 앨범으로, 프로듀서 톰 다우드(Tom Dowd) 등의 정교한 손길을 거쳐 1970년대 웨스트코스트 사운드의 기술적·예술적 절정을 보여주는 작품입니다.</w:t>
       </w:r>
     </w:p>
     <w:p>
@@ -199,7 +218,7 @@
           <w:b w:val="0"/>
           <w:sz w:val="21"/>
         </w:rPr>
-        <w:t>발매 직후 미국 빌보드 200 앨범 차트 11위에 올랐으며, 전미음반산업협회(RIAA)로부터 100만 장 이상의 판매고를 공인받아 플래티넘(Platinum) 디스크를 획득하는 눈부신 상업적 성과를 거두었습니다.</w:t>
+        <w:t>발매 직후 미국 빌보드 200 앨범 차트 11위에 올랐으며, 음반 산업 협회(RIAA) 골드(Gold) 레코드를 획득하며 전작에 이어 연속적인 상업적 대성공을 거두었습니다.</w:t>
       </w:r>
     </w:p>
     <w:p>
@@ -230,7 +249,7 @@
           <w:b w:val="0"/>
           <w:sz w:val="21"/>
         </w:rPr>
-        <w:t>수록곡 "Just Remember I Love You"가 빌보드 핫 100 차트 11위 및 어덜트 컨템포러리 차트 1위를 석권하며 음악성과 대중성을 동시에 인정받았고, 1970년대 후반 소프트 록을 대표하는 기념비적 앨범으로 평가받았습니다.</w:t>
+        <w:t>리드 싱글 'Just Remember I Love You'가 빌보드 핫 100 차트 11위, 이지 리스닝(어덜트 컨템포러리) 차트 1위를 석권하며 당대 팝 록 씬에서 가장 높은 대중적 신뢰와 음악적 권위를 동시에 획득했습니다.</w:t>
       </w:r>
     </w:p>
     <w:p>
@@ -337,7 +356,7 @@
           <w:b w:val="0"/>
           <w:sz w:val="21"/>
         </w:rPr>
-        <w:t>그룹 (5인조 록 밴드)</w:t>
+        <w:t>록 밴드 (그룹)</w:t>
       </w:r>
     </w:p>
     <w:p>
@@ -368,7 +387,7 @@
           <w:b w:val="0"/>
           <w:sz w:val="21"/>
         </w:rPr>
-        <w:t>플라잉 부리토 브라더스, 더 버즈, 스피릿 등 전설적인 그룹 출신의 멤버들이 결성한 파이어폴은 정교한 앙상블과 서정적인 멜로디 라인으로 1970년대 팝 음악계를 사로잡았습니다. 컨트리 록의 소박한 뿌리에 도회적인 팝 감각을 덧입힌 독창적인 사운드로 미국 포크 록의 역사에서 빼놓을 수 없는 독보적인 위치를 차지하고 있습니다.</w:t>
+        <w:t>1970년대 컨트리 록과 포크 록의 유산을 가장 유려한 멜로딕 팝 록으로 진화시킨 대표적 앙상블입니다. 유려한 어쿠스틱 기타와 다층적인 보컬 하모니, 플루트와 색소폰을 결합한 독창적인 편곡 스타일로 팝 역사상 가장 세련된 소프트 록의 전형을 완성했습니다.</w:t>
       </w:r>
     </w:p>
     <w:p>
@@ -413,7 +432,7 @@
           <w:b w:val="0"/>
           <w:sz w:val="21"/>
         </w:rPr>
-        <w:t>이글스(Eagles)와 플리트우드 맥(Fleetwood Mac) 등이 주도하던 1970년대 요트 록(Yacht Rock) 및 캘리포니아 사운드의 만개기를 대변하는 작품으로, 정교한 송라이팅과 탁월한 스튜디오 프로덕션이 완벽한 조화를 이룬 걸작입니다.</w:t>
+        <w:t>이글스(Eagles), 플리트우드 맥(Fleetwood Mac) 등과 함께 1970년대 후반 미국식 AOR(Album-Oriented Rock)의 번영을 이끈 핵심 음반으로 평가받으며, 장르 간의 경계를 허문 음악적 완성도를 인정받고 있습니다.</w:t>
       </w:r>
     </w:p>
     <w:p>
@@ -444,7 +463,7 @@
           <w:b w:val="0"/>
           <w:sz w:val="21"/>
         </w:rPr>
-        <w:t>격동의 시기를 지나 평온과 치유를 갈망하던 당대 청춘들의 메마른 감성을 촉촉하게 적셔주었던 음악입니다. 해 질 녘 해안 도로를 달리며 차창 너머 불어오는 바람을 느끼던 그 시절 젊은이들의 자유로운 낭만과 순수한 서정이 바이닐의 소릿골마다 짙게 배어 있습니다.</w:t>
+        <w:t>베트남 전쟁 이후의 상흔과 사회적 혼란 속에서 치유와 평온을 갈망하던 당시 청춘들에게 따스한 정서적 안식처를 제공했으며, 당대 미국의 목가적 풍경과 서정적 낭만을 가장 진솔하게 포착해 낸 앨범입니다.</w:t>
       </w:r>
     </w:p>
     <w:p>
@@ -489,7 +508,7 @@
           <w:b w:val="0"/>
           <w:sz w:val="21"/>
         </w:rPr>
-        <w:t>빌보드를 뒤흔든 "Just Remember I Love You"는 청아한 어쿠스틱 기타와 서정적인 백보컬이 빚어내는 영원한 팝 클래식이며, 청량한 에너지가 돋보이는 "So Long"과 쓸쓸한 플루트 음색이 매력적인 "Head Full of Doubt" 등 전 곡에 걸쳐 흠잡을 데 없는 서정미를 선사합니다.</w:t>
+        <w:t>불후의 명곡 'Just Remember I Love You'는 감미로운 멜로디와 따뜻한 플루트 사운드가 빛을 발하며, 리드미컬하고 감각적인 'So Long'과 록의 에너지가 살아 숨 쉬는 'Head On Home' 등 다채로운 서정성과 음악적 스펙트럼이 수록곡 전반에 펼쳐집니다.</w:t>
       </w:r>
     </w:p>
     <w:p>
@@ -520,7 +539,7 @@
           <w:b w:val="0"/>
           <w:sz w:val="21"/>
         </w:rPr>
-        <w:t>턴테이블 바늘이 음반에 닿는 순간 피어오르는 부드러운 텍스처와 진공관 앰프의 온화한 배음은 데이비드 뮤즈의 섬세한 플루트 소리와 스트링의 온기를 극대화하여, 마치 청음실 가득 은은한 달빛이 차오르는 듯한 황홀한 공간감을 자아냅니다.</w:t>
+        <w:t>진공관 앰프의 부드러운 온기와 턴테이블 카트리지가 긁어내는 아날로그 배음 속에서 목관 악기의 섬세한 숨결과 멤버들의 정교한 3단 코러스를 음미할 때 최상의 감동을 느낄 수 있습니다.</w:t>
       </w:r>
     </w:p>
     <w:p>
@@ -551,7 +570,7 @@
           <w:b w:val="0"/>
           <w:sz w:val="21"/>
         </w:rPr>
-        <w:t>유려한 아날로그 레코딩의 질감과 회화적인 앨범 커버의 아름다움, 그리고 밴드의 전성기 기량이 고스란히 봉인된 음반으로서 정통 팝과 아메리칸 록을 탐미하는 애호가라면 반드시 서재에 간직해야 할 명반입니다.</w:t>
+        <w:t>1970년대 아날로그 레코딩 기술의 최전선을 담아낸 풍성한 음향 밸런스와 푸른 달빛을 형상화한 아름다운 커버 아트워크를 지녀, 정통 팝/록 애호가 및 오디오파일 LP 컬렉터에게 필청의 소장 가치를 지닙니다.</w:t>
       </w:r>
     </w:p>
     <w:p>
@@ -565,7 +584,7 @@
           <w:color w:val="4338CA"/>
           <w:sz w:val="21"/>
         </w:rPr>
-        <w:t>이 음반을 통해 달빛 어린 고요한 바다처럼 아련하고 따스한 멜로디가 전해주는 감동을 다시 한번 경험해 보시는 것은 어떨까요?</w:t>
+        <w:t>이 음반을 통해 푸른 달빛이 바다 위로 부서져 내리듯 영롱한 아날로그 선율이 전해주는 감동을 다시 한번 경험해 보시는 것은 어떨까요?</w:t>
       </w:r>
     </w:p>
     <w:sectPr>
